--- a/tillsyn/A 30524-2026 tillsynsbegäran.docx
+++ b/tillsyn/A 30524-2026 tillsynsbegäran.docx
@@ -716,7 +716,7 @@
     <w:r>
       <w:tab/>
       <w:tab/>
-      <w:t>2026-09-14</w:t>
+      <w:t>2026-09-15</w:t>
       <w:br/>
       <w:br/>
     </w:r>

--- a/tillsyn/A 30524-2026 tillsynsbegäran.docx
+++ b/tillsyn/A 30524-2026 tillsynsbegäran.docx
@@ -716,7 +716,7 @@
     <w:r>
       <w:tab/>
       <w:tab/>
-      <w:t>2026-09-15</w:t>
+      <w:t>2026-09-16</w:t>
       <w:br/>
       <w:br/>
     </w:r>

--- a/tillsyn/A 30524-2026 tillsynsbegäran.docx
+++ b/tillsyn/A 30524-2026 tillsynsbegäran.docx
@@ -716,7 +716,7 @@
     <w:r>
       <w:tab/>
       <w:tab/>
-      <w:t>2026-09-16</w:t>
+      <w:t>2026-09-17</w:t>
       <w:br/>
       <w:br/>
     </w:r>

--- a/tillsyn/A 30524-2026 tillsynsbegäran.docx
+++ b/tillsyn/A 30524-2026 tillsynsbegäran.docx
@@ -716,7 +716,7 @@
     <w:r>
       <w:tab/>
       <w:tab/>
-      <w:t>2026-09-17</w:t>
+      <w:t>2026-09-18</w:t>
       <w:br/>
       <w:br/>
     </w:r>

--- a/tillsyn/A 30524-2026 tillsynsbegäran.docx
+++ b/tillsyn/A 30524-2026 tillsynsbegäran.docx
@@ -716,7 +716,7 @@
     <w:r>
       <w:tab/>
       <w:tab/>
-      <w:t>2026-09-18</w:t>
+      <w:t>2026-09-19</w:t>
       <w:br/>
       <w:br/>
     </w:r>

--- a/tillsyn/A 30524-2026 tillsynsbegäran.docx
+++ b/tillsyn/A 30524-2026 tillsynsbegäran.docx
@@ -716,7 +716,7 @@
     <w:r>
       <w:tab/>
       <w:tab/>
-      <w:t>2026-09-19</w:t>
+      <w:t>2026-09-21</w:t>
       <w:br/>
       <w:br/>
     </w:r>

--- a/tillsyn/A 30524-2026 tillsynsbegäran.docx
+++ b/tillsyn/A 30524-2026 tillsynsbegäran.docx
@@ -716,7 +716,7 @@
     <w:r>
       <w:tab/>
       <w:tab/>
-      <w:t>2026-09-21</w:t>
+      <w:t>2026-09-23</w:t>
       <w:br/>
       <w:br/>
     </w:r>

--- a/tillsyn/A 30524-2026 tillsynsbegäran.docx
+++ b/tillsyn/A 30524-2026 tillsynsbegäran.docx
@@ -716,7 +716,7 @@
     <w:r>
       <w:tab/>
       <w:tab/>
-      <w:t>2026-09-23</w:t>
+      <w:t>2026-09-24</w:t>
       <w:br/>
       <w:br/>
     </w:r>

--- a/tillsyn/A 30524-2026 tillsynsbegäran.docx
+++ b/tillsyn/A 30524-2026 tillsynsbegäran.docx
@@ -716,7 +716,7 @@
     <w:r>
       <w:tab/>
       <w:tab/>
-      <w:t>2026-09-24</w:t>
+      <w:t>2026-09-25</w:t>
       <w:br/>
       <w:br/>
     </w:r>

--- a/tillsyn/A 30524-2026 tillsynsbegäran.docx
+++ b/tillsyn/A 30524-2026 tillsynsbegäran.docx
@@ -716,7 +716,7 @@
     <w:r>
       <w:tab/>
       <w:tab/>
-      <w:t>2026-09-25</w:t>
+      <w:t>2026-09-26</w:t>
       <w:br/>
       <w:br/>
     </w:r>

--- a/tillsyn/A 30524-2026 tillsynsbegäran.docx
+++ b/tillsyn/A 30524-2026 tillsynsbegäran.docx
@@ -716,7 +716,7 @@
     <w:r>
       <w:tab/>
       <w:tab/>
-      <w:t>2026-09-26</w:t>
+      <w:t>2026-09-27</w:t>
       <w:br/>
       <w:br/>
     </w:r>

--- a/tillsyn/A 30524-2026 tillsynsbegäran.docx
+++ b/tillsyn/A 30524-2026 tillsynsbegäran.docx
@@ -716,7 +716,7 @@
     <w:r>
       <w:tab/>
       <w:tab/>
-      <w:t>2026-09-27</w:t>
+      <w:t>2026-09-28</w:t>
       <w:br/>
       <w:br/>
     </w:r>

--- a/tillsyn/A 30524-2026 tillsynsbegäran.docx
+++ b/tillsyn/A 30524-2026 tillsynsbegäran.docx
@@ -716,7 +716,7 @@
     <w:r>
       <w:tab/>
       <w:tab/>
-      <w:t>2026-09-28</w:t>
+      <w:t>2026-09-29</w:t>
       <w:br/>
       <w:br/>
     </w:r>

--- a/tillsyn/A 30524-2026 tillsynsbegäran.docx
+++ b/tillsyn/A 30524-2026 tillsynsbegäran.docx
@@ -716,7 +716,7 @@
     <w:r>
       <w:tab/>
       <w:tab/>
-      <w:t>2026-09-29</w:t>
+      <w:t>2026-09-30</w:t>
       <w:br/>
       <w:br/>
     </w:r>

--- a/tillsyn/A 30524-2026 tillsynsbegäran.docx
+++ b/tillsyn/A 30524-2026 tillsynsbegäran.docx
@@ -716,7 +716,7 @@
     <w:r>
       <w:tab/>
       <w:tab/>
-      <w:t>2026-09-30</w:t>
+      <w:t>2026-10-01</w:t>
       <w:br/>
       <w:br/>
     </w:r>

--- a/tillsyn/A 30524-2026 tillsynsbegäran.docx
+++ b/tillsyn/A 30524-2026 tillsynsbegäran.docx
@@ -716,7 +716,7 @@
     <w:r>
       <w:tab/>
       <w:tab/>
-      <w:t>2026-10-01</w:t>
+      <w:t>2026-10-02</w:t>
       <w:br/>
       <w:br/>
     </w:r>

--- a/tillsyn/A 30524-2026 tillsynsbegäran.docx
+++ b/tillsyn/A 30524-2026 tillsynsbegäran.docx
@@ -716,7 +716,7 @@
     <w:r>
       <w:tab/>
       <w:tab/>
-      <w:t>2026-10-02</w:t>
+      <w:t>2026-10-03</w:t>
       <w:br/>
       <w:br/>
     </w:r>

--- a/tillsyn/A 30524-2026 tillsynsbegäran.docx
+++ b/tillsyn/A 30524-2026 tillsynsbegäran.docx
@@ -716,7 +716,7 @@
     <w:r>
       <w:tab/>
       <w:tab/>
-      <w:t>2026-10-03</w:t>
+      <w:t>2026-10-04</w:t>
       <w:br/>
       <w:br/>
     </w:r>

--- a/tillsyn/A 30524-2026 tillsynsbegäran.docx
+++ b/tillsyn/A 30524-2026 tillsynsbegäran.docx
@@ -716,7 +716,7 @@
     <w:r>
       <w:tab/>
       <w:tab/>
-      <w:t>2026-10-04</w:t>
+      <w:t>2026-10-05</w:t>
       <w:br/>
       <w:br/>
     </w:r>

--- a/tillsyn/A 30524-2026 tillsynsbegäran.docx
+++ b/tillsyn/A 30524-2026 tillsynsbegäran.docx
@@ -716,7 +716,7 @@
     <w:r>
       <w:tab/>
       <w:tab/>
-      <w:t>2026-10-05</w:t>
+      <w:t>2026-10-06</w:t>
       <w:br/>
       <w:br/>
     </w:r>

--- a/tillsyn/A 30524-2026 tillsynsbegäran.docx
+++ b/tillsyn/A 30524-2026 tillsynsbegäran.docx
@@ -716,7 +716,7 @@
     <w:r>
       <w:tab/>
       <w:tab/>
-      <w:t>2026-10-06</w:t>
+      <w:t>2026-10-07</w:t>
       <w:br/>
       <w:br/>
     </w:r>

--- a/tillsyn/A 30524-2026 tillsynsbegäran.docx
+++ b/tillsyn/A 30524-2026 tillsynsbegäran.docx
@@ -22,7 +22,7 @@
       <w:r>
         <w:drawing>
           <wp:inline xmlns:a="http://schemas.openxmlformats.org/drawingml/2006/main" xmlns:pic="http://schemas.openxmlformats.org/drawingml/2006/picture">
-            <wp:extent cx="5486400" cy="5427954"/>
+            <wp:extent cx="5486400" cy="5676821"/>
             <wp:docPr id="1" name="Picture 1"/>
             <wp:cNvGraphicFramePr>
               <a:graphicFrameLocks noChangeAspect="1"/>
@@ -43,7 +43,7 @@
                   <pic:spPr>
                     <a:xfrm>
                       <a:off x="0" y="0"/>
-                      <a:ext cx="5486400" cy="5427954"/>
+                      <a:ext cx="5486400" cy="5676821"/>
                     </a:xfrm>
                     <a:prstGeom prst="rect"/>
                   </pic:spPr>
@@ -60,12 +60,12 @@
         <w:spacing w:after="240"/>
       </w:pPr>
       <w:r>
-        <w:t>Figur 1. Fyndplatser för naturvårdsarter i och inom 10 meter från avverkningsanmälan. Markörer utan svart kant är placerade på fyndplatsen. Markörer med svart kant är placerade vid sidan av fyndplatsen och har ett svart streck som visar fyndplatsens exakta position. Kartans mittpunktskoordinat är N 7520286, E 750903 i SWEREF 99 TM.</w:t>
+        <w:t>Figur 1. Fyndplatser för naturvårdsarter i och inom 19 meter från avverkningsanmälan. Markörer utan svart kant är placerade på fyndplatsen. Markörer med svart kant är placerade vid sidan av fyndplatsen och har ett svart streck som visar fyndplatsens exakta position. Kartans mittpunktskoordinat är N 7520286, E 750903 i SWEREF 99 TM.</w:t>
       </w:r>
     </w:p>
     <w:p>
       <w:r>
-        <w:t>I och inom 10 meter från avverkningsanmälan finns fynd av 10 naturvårdsarter, varav 9 är rödlistade, 1 är fridlyst och 6 är typiska (T): mörk blåslav (VU, T), blanksvart spiklav (NT), blågrå svartspik (NT), gammelgransskål (NT, T), knottrig blåslav (NT, T), kolflarnlav (NT, T), ladlav (NT, T), vedskivlav (NT, T), äggvaxskivling (NT) och vanlig groda (§6). Se Figur 1.</w:t>
+        <w:t>I och inom 19 meter från avverkningsanmälan finns fynd av 20 naturvårdsarter, varav 16 är rödlistade, 1 är fridlyst, 10 är typiska (T) och 3 är signalarter (S): mörk blåslav (VU, T), blanksvart spiklav (NT), blågrå svartspik (NT), dropptaggsvamp (NT, T), gammelgransskål (NT, T), grantaggsvamp (NT), hornvaxskinn (NT), knottrig blåslav (NT, T), kolflarnlav (NT, T), ladlav (NT, T), mörk kolflarnlav (NT), talltagel (NT, T), ullticka (NT, T), vedflamlav (NT), vedskivlav (NT, T), äggvaxskivling (NT), gullgröppa (S), vedticka (S, T), vågbandad barkbock (S) och vanlig groda (§6). Se Figur 1.</w:t>
       </w:r>
     </w:p>
     <w:p>
@@ -151,6 +151,26 @@
         <w:rPr>
           <w:b/>
         </w:rPr>
+        <w:t>Dropptaggsvamp (NT)</w:t>
+      </w:r>
+      <w:r>
+        <w:t xml:space="preserve"> bildar mykorrhiza med tall, främst i barrskog med trädkontinuitet, i magra, torra och ljusöppna lavtallskogar och i barrblandskogar med friskmossor och lingon i fältskiktet. Den totala populationen i landet har minskat och bedöms fortsätta minska till följd av slutavverkningar av tallskog. Det är högst oklart om arten långsiktigt kan etablera och reproducera sig i skogsbestånd som brukas med trakthyggesmetoder, markberedning, gödsling eller föryngring med förädlat plantmaterial. Uppfyller kriterierna för att bli rödlistad på grund av ny kunskap som visar att en större andel av populationen än tidigare bedömt är knuten till kontinuitetsbarrskog. Minskningstakten för den svenska populationen bedöms vara nära gränsvärdet för Sårbar (VU). Dropptaggsvamp är typisk art för </w:t>
+      </w:r>
+      <w:r>
+        <w:rPr>
+          <w:i/>
+        </w:rPr>
+        <w:t xml:space="preserve">9010 Taiga </w:t>
+      </w:r>
+      <w:r>
+        <w:t>(SLU Artdatabanken, 2026).</w:t>
+      </w:r>
+    </w:p>
+    <w:p>
+      <w:r>
+        <w:rPr>
+          <w:b/>
+        </w:rPr>
         <w:t>Gammelgransskål (NT)</w:t>
       </w:r>
       <w:r>
@@ -171,6 +191,28 @@
         <w:rPr>
           <w:b/>
         </w:rPr>
+        <w:t xml:space="preserve">Grantaggsvamp (NT) </w:t>
+      </w:r>
+      <w:r>
+        <w:t>påträffas främst i mossiga och örtrika äldre granskogar på kalkrik mark i något fuktiga lägen, och i norr även i mager tallskog med lång kontinuitet. Arten missgynnas generellt av trakthyggesbruket och en långsiktig tillgång till värdträd bör säkras genom att man undviker att avverka kända växtplatser (SLU Artdatabanken, 2024).</w:t>
+      </w:r>
+    </w:p>
+    <w:p>
+      <w:r>
+        <w:rPr>
+          <w:b/>
+        </w:rPr>
+        <w:t xml:space="preserve">Hornvaxskinn (NT) </w:t>
+      </w:r>
+      <w:r>
+        <w:t>påträffas på gamla senvuxna, torra och hårda lågor i gamla naturskogsartade eller plockhuggna tallskogar i norra Sverige. Arten hotas av avverkning av naturskogsartade tallskogar och uttag av torrakor till timring av byggnader. Avverkning av naturskogsliknande tallskogar bör ej förekomma (SLU Artdatabanken, 2024).</w:t>
+      </w:r>
+    </w:p>
+    <w:p>
+      <w:r>
+        <w:rPr>
+          <w:b/>
+        </w:rPr>
         <w:t>Knottrig blåslav (NT)</w:t>
       </w:r>
       <w:r>
@@ -242,10 +284,21 @@
         <w:rPr>
           <w:b/>
         </w:rPr>
-        <w:t>Vedskivlav (NT)</w:t>
-      </w:r>
-      <w:r>
-        <w:t xml:space="preserve"> växer på gammal, torr, exponerad, hård kärnved av framförallt tall i naturskogsartade bestånd. Avverkning av tallskog av naturskogskaraktär med spår av återkommande bränder är ett hot. Mängden lämplig ved att växa på för vedskivlav minskar, dels på grund av naturlig nedbrytning men framförallt på grund av att de förstörs i samband med slutavverkningar, gallringar och markberedning. Tall- och blandbarrskogar av naturskogskaraktär med spår av återkommande bränder bör skyddas. Vedskivlav är typisk art för </w:t>
+        <w:t>Mörk kolflarnlav (NT)</w:t>
+      </w:r>
+      <w:r>
+        <w:t xml:space="preserve"> är brandberoende och växer nästan uteslutande på kolad hård kärnved av tall. Arten förekommer främst i glesa, öppna tall- och blandbarrskogar av naturskogskaraktär och etableringen verkar ske sent efter brand, kanske först efter 100–300 år. Mörk kolflarnlav indikerar skog med höga naturvärden och vanligast är att den påträffas på rester av nedbrunna torrakor och högstubbar och lågstubbar som är så grova att hela innandömet är urbränt. Tall- och blandbarrskogar av naturskogskaraktär med spår av återkommande bränder hyser höga biologiska värden och bör skyddas (SLU Artdatabanken, 2024).</w:t>
+      </w:r>
+    </w:p>
+    <w:p>
+      <w:r>
+        <w:rPr>
+          <w:b/>
+        </w:rPr>
+        <w:t>Talltagel (NT)</w:t>
+      </w:r>
+      <w:r>
+        <w:t xml:space="preserve"> är en boreal art som förekommer på tall i äldre, öppna tallskogar. Den påverkas negativt av brist på kontinuitetsskog och minskningstakten bedöms vara nära gränsvärdet för Sårbar (VU). Talltagel är typisk art för </w:t>
       </w:r>
       <w:r>
         <w:rPr>
@@ -254,6 +307,102 @@
         <w:t>9010 Taiga</w:t>
       </w:r>
       <w:r>
+        <w:t xml:space="preserve"> (SLU Artdatabanken, 2026).</w:t>
+      </w:r>
+    </w:p>
+    <w:p>
+      <w:r>
+        <w:rPr>
+          <w:b/>
+        </w:rPr>
+        <w:t>Ullticka (NT)</w:t>
+      </w:r>
+      <w:r>
+        <w:t xml:space="preserve"> är knuten till restbestånd av barrnaturskog och förekommer med ett tydligt optimum i orörda eller måttligt påverkade gamla granskogar där det föreligger viss kontinuitet av grov död ved. Ullticka är en bra signalart inom hela sitt utbredningsområde och i södra Sverige är den sällsynt och en god signalart för skyddsvärda granskogsmiljöer. Den hotas av avverkning och fragmentering av naturskog och äldre granskog med lång trädkontinuitet. På ullticka kan ibland ulltickeporing (VU) påträffas - det är en sällsynt ticka som nyligen delats upp i de tre olika arterna ulltickeporing </w:t>
+      </w:r>
+      <w:r>
+        <w:rPr>
+          <w:i/>
+        </w:rPr>
+        <w:t xml:space="preserve">Skeletocutis brevispora </w:t>
+      </w:r>
+      <w:r>
+        <w:t>(VU)</w:t>
+      </w:r>
+      <w:r>
+        <w:rPr>
+          <w:i/>
+        </w:rPr>
+        <w:t>, Skeletocutis delicata</w:t>
+      </w:r>
+      <w:r>
+        <w:t xml:space="preserve"> (VU)</w:t>
+      </w:r>
+      <w:r>
+        <w:rPr>
+          <w:i/>
+        </w:rPr>
+        <w:t xml:space="preserve"> och Skeletocutis exilis</w:t>
+      </w:r>
+      <w:r>
+        <w:t xml:space="preserve"> (NT). Ullticka är typisk art för </w:t>
+      </w:r>
+      <w:r>
+        <w:rPr>
+          <w:i/>
+        </w:rPr>
+        <w:t xml:space="preserve">9010 Taiga, 9050 Näringsrik granskog </w:t>
+      </w:r>
+      <w:r>
+        <w:t xml:space="preserve">och </w:t>
+      </w:r>
+      <w:r>
+        <w:rPr>
+          <w:i/>
+        </w:rPr>
+        <w:t>9030 Landhöjningsskog</w:t>
+      </w:r>
+      <w:r>
+        <w:t xml:space="preserve"> (SLU Artdatabanken, 2026; Nitare &amp; Skogsstyrelsen, 2019; Miettinen &amp; Niemelä, 2018).</w:t>
+      </w:r>
+    </w:p>
+    <w:p>
+      <w:r>
+        <w:rPr>
+          <w:b/>
+        </w:rPr>
+        <w:t>Vedflamlav (NT)</w:t>
+      </w:r>
+      <w:r>
+        <w:t xml:space="preserve"> växer på gammal hård och torr, exponerad kärnved av tall, främst på högstubbar i ljusöppna lägen, t.ex. vid och på myrar, sjökanter, i glesa hällmarkskogar och i brandpräglade tallnaturskogar. Substratet nyskapas i begränsad omfattning och arten är en utmärkt indikator på höga naturvärden i denna skogstyp. Tall- och barrblandskogar med naturskogskaraktär och spår av bränder har ofta höga biologiska värden och bör skyddas. På vedflamlavens bål kan den sällsynta spiklaven/parasiten </w:t>
+      </w:r>
+      <w:r>
+        <w:rPr>
+          <w:i/>
+        </w:rPr>
+        <w:t>Calicium ramboldiicola</w:t>
+      </w:r>
+      <w:r>
+        <w:t xml:space="preserve"> (VU) påträffas (SLU Artdatabanken, 2026).</w:t>
+      </w:r>
+    </w:p>
+    <w:p>
+      <w:r>
+        <w:rPr>
+          <w:b/>
+        </w:rPr>
+        <w:t>Vedskivlav (NT)</w:t>
+      </w:r>
+      <w:r>
+        <w:t xml:space="preserve"> växer på gammal, torr, exponerad, hård kärnved av framförallt tall i naturskogsartade bestånd. Avverkning av tallskog av naturskogskaraktär med spår av återkommande bränder är ett hot. Mängden lämplig ved att växa på för vedskivlav minskar, dels på grund av naturlig nedbrytning men framförallt på grund av att de förstörs i samband med slutavverkningar, gallringar och markberedning. Tall- och blandbarrskogar av naturskogskaraktär med spår av återkommande bränder bör skyddas. Vedskivlav är typisk art för </w:t>
+      </w:r>
+      <w:r>
+        <w:rPr>
+          <w:i/>
+        </w:rPr>
+        <w:t>9010 Taiga</w:t>
+      </w:r>
+      <w:r>
         <w:t xml:space="preserve"> (SLU Artdatabanken, 2024).</w:t>
       </w:r>
     </w:p>
@@ -266,6 +415,37 @@
       </w:r>
       <w:r>
         <w:t xml:space="preserve"> bildar mykorrhiza med gran och förekommer huvudsakligen i äldre blåbärsgranskog. Har i Sverige en nordlig utbredningsbild och är relativt vanlig i norra Sverige. Total population i landet bedöms ha minskat kraftigt och fortgående att minska p.g.a. slutavverkningar av kontinuitetsskogar. Skogar med rik förekomst av äggvaxskivling brukar ha en artrik flora av mykorrhizasvampar och kan betraktas som nyckelbiotoper (SLU Artdatabanken, 2024).</w:t>
+      </w:r>
+    </w:p>
+    <w:p>
+      <w:r>
+        <w:rPr>
+          <w:b/>
+        </w:rPr>
+        <w:t xml:space="preserve">Vedticka </w:t>
+      </w:r>
+      <w:r>
+        <w:t xml:space="preserve">är en bra signalart söder om den naturliga norrlandsgränsen. Den är huvudsakligen knuten till äldre barrskogar där det föreligger långvarig kontinuitet av död barrved. Vedticka är typisk art för </w:t>
+      </w:r>
+      <w:r>
+        <w:rPr>
+          <w:i/>
+        </w:rPr>
+        <w:t xml:space="preserve">9010 Taiga </w:t>
+      </w:r>
+      <w:r>
+        <w:t>(Nitare &amp; Skogsstyrelsen, 2019; SLU Artdatabanken, 2025).</w:t>
+      </w:r>
+    </w:p>
+    <w:p>
+      <w:r>
+        <w:rPr>
+          <w:b/>
+        </w:rPr>
+        <w:t xml:space="preserve">Vågbandad barkbock </w:t>
+      </w:r>
+      <w:r>
+        <w:t>är en långhorning vars larvutveckling sker under bark på nyligen döda stående barrträd, främst gran, mer undantagsvis på tall. Främst i stående träd, särskilt gamla, långsamvuxna granar med grov bark, även i grövre grenar, stubbar eller vindfällen. Arten är starkt knuten till naturskogsliknande granskogar, och gynnas av extrema torrsomrar som försvagar träden. Arten påverkas negativt av brist på kontinuitetsskog och en minskning av populationen pågår eller förväntas ske (SLU Artdatabanken, 2025).</w:t>
       </w:r>
     </w:p>
     <w:p>
@@ -283,7 +463,7 @@
     </w:p>
     <w:p>
       <w:r>
-        <w:t>Följande typiska arter har sina livsmiljöer och växtplatser i den avverkningsanmälda skogen: mörk blåslav (VU, T), gammelgransskål (NT, T), knottrig blåslav (NT, T), kolflarnlav (NT, T), ladlav (NT, T) och vedskivlav (NT, T).</w:t>
+        <w:t>Följande typiska arter har sina livsmiljöer och växtplatser i den avverkningsanmälda skogen: mörk blåslav (VU, T), dropptaggsvamp (NT, T), gammelgransskål (NT, T), knottrig blåslav (NT, T), kolflarnlav (NT, T), ladlav (NT, T), talltagel (NT, T), ullticka (NT, T), vedskivlav (NT, T) och vedticka (S, T).</w:t>
       </w:r>
     </w:p>
     <w:p>
@@ -716,7 +896,7 @@
     <w:r>
       <w:tab/>
       <w:tab/>
-      <w:t>2026-10-07</w:t>
+      <w:t>2026-10-08</w:t>
       <w:br/>
       <w:br/>
     </w:r>

--- a/tillsyn/A 30524-2026 tillsynsbegäran.docx
+++ b/tillsyn/A 30524-2026 tillsynsbegäran.docx
@@ -896,7 +896,7 @@
     <w:r>
       <w:tab/>
       <w:tab/>
-      <w:t>2026-10-08</w:t>
+      <w:t>2026-10-09</w:t>
       <w:br/>
       <w:br/>
     </w:r>

--- a/tillsyn/A 30524-2026 tillsynsbegäran.docx
+++ b/tillsyn/A 30524-2026 tillsynsbegäran.docx
@@ -896,7 +896,7 @@
     <w:r>
       <w:tab/>
       <w:tab/>
-      <w:t>2026-10-09</w:t>
+      <w:t>2026-10-10</w:t>
       <w:br/>
       <w:br/>
     </w:r>

--- a/tillsyn/A 30524-2026 tillsynsbegäran.docx
+++ b/tillsyn/A 30524-2026 tillsynsbegäran.docx
@@ -896,7 +896,7 @@
     <w:r>
       <w:tab/>
       <w:tab/>
-      <w:t>2026-10-10</w:t>
+      <w:t>2026-10-11</w:t>
       <w:br/>
       <w:br/>
     </w:r>

--- a/tillsyn/A 30524-2026 tillsynsbegäran.docx
+++ b/tillsyn/A 30524-2026 tillsynsbegäran.docx
@@ -896,7 +896,7 @@
     <w:r>
       <w:tab/>
       <w:tab/>
-      <w:t>2026-10-11</w:t>
+      <w:t>2026-10-12</w:t>
       <w:br/>
       <w:br/>
     </w:r>

--- a/tillsyn/A 30524-2026 tillsynsbegäran.docx
+++ b/tillsyn/A 30524-2026 tillsynsbegäran.docx
@@ -896,7 +896,7 @@
     <w:r>
       <w:tab/>
       <w:tab/>
-      <w:t>2026-10-12</w:t>
+      <w:t>2026-10-13</w:t>
       <w:br/>
       <w:br/>
     </w:r>

--- a/tillsyn/A 30524-2026 tillsynsbegäran.docx
+++ b/tillsyn/A 30524-2026 tillsynsbegäran.docx
@@ -896,7 +896,7 @@
     <w:r>
       <w:tab/>
       <w:tab/>
-      <w:t>2026-10-13</w:t>
+      <w:t>2026-10-14</w:t>
       <w:br/>
       <w:br/>
     </w:r>

--- a/tillsyn/A 30524-2026 tillsynsbegäran.docx
+++ b/tillsyn/A 30524-2026 tillsynsbegäran.docx
@@ -896,7 +896,7 @@
     <w:r>
       <w:tab/>
       <w:tab/>
-      <w:t>2026-10-14</w:t>
+      <w:t>2026-10-15</w:t>
       <w:br/>
       <w:br/>
     </w:r>

--- a/tillsyn/A 30524-2026 tillsynsbegäran.docx
+++ b/tillsyn/A 30524-2026 tillsynsbegäran.docx
@@ -896,7 +896,7 @@
     <w:r>
       <w:tab/>
       <w:tab/>
-      <w:t>2026-10-15</w:t>
+      <w:t>2026-10-16</w:t>
       <w:br/>
       <w:br/>
     </w:r>

--- a/tillsyn/A 30524-2026 tillsynsbegäran.docx
+++ b/tillsyn/A 30524-2026 tillsynsbegäran.docx
@@ -896,7 +896,7 @@
     <w:r>
       <w:tab/>
       <w:tab/>
-      <w:t>2026-10-16</w:t>
+      <w:t>2026-10-17</w:t>
       <w:br/>
       <w:br/>
     </w:r>

--- a/tillsyn/A 30524-2026 tillsynsbegäran.docx
+++ b/tillsyn/A 30524-2026 tillsynsbegäran.docx
@@ -896,7 +896,7 @@
     <w:r>
       <w:tab/>
       <w:tab/>
-      <w:t>2026-10-17</w:t>
+      <w:t>2026-10-18</w:t>
       <w:br/>
       <w:br/>
     </w:r>

--- a/tillsyn/A 30524-2026 tillsynsbegäran.docx
+++ b/tillsyn/A 30524-2026 tillsynsbegäran.docx
@@ -896,7 +896,7 @@
     <w:r>
       <w:tab/>
       <w:tab/>
-      <w:t>2026-10-18</w:t>
+      <w:t>2026-10-19</w:t>
       <w:br/>
       <w:br/>
     </w:r>

--- a/tillsyn/A 30524-2026 tillsynsbegäran.docx
+++ b/tillsyn/A 30524-2026 tillsynsbegäran.docx
@@ -896,7 +896,7 @@
     <w:r>
       <w:tab/>
       <w:tab/>
-      <w:t>2026-10-19</w:t>
+      <w:t>2026-10-20</w:t>
       <w:br/>
       <w:br/>
     </w:r>

--- a/tillsyn/A 30524-2026 tillsynsbegäran.docx
+++ b/tillsyn/A 30524-2026 tillsynsbegäran.docx
@@ -896,7 +896,7 @@
     <w:r>
       <w:tab/>
       <w:tab/>
-      <w:t>2026-10-20</w:t>
+      <w:t>2026-10-21</w:t>
       <w:br/>
       <w:br/>
     </w:r>

--- a/tillsyn/A 30524-2026 tillsynsbegäran.docx
+++ b/tillsyn/A 30524-2026 tillsynsbegäran.docx
@@ -896,7 +896,7 @@
     <w:r>
       <w:tab/>
       <w:tab/>
-      <w:t>2026-10-21</w:t>
+      <w:t>2026-10-22</w:t>
       <w:br/>
       <w:br/>
     </w:r>

--- a/tillsyn/A 30524-2026 tillsynsbegäran.docx
+++ b/tillsyn/A 30524-2026 tillsynsbegäran.docx
@@ -896,7 +896,7 @@
     <w:r>
       <w:tab/>
       <w:tab/>
-      <w:t>2026-10-22</w:t>
+      <w:t>2026-10-23</w:t>
       <w:br/>
       <w:br/>
     </w:r>

--- a/tillsyn/A 30524-2026 tillsynsbegäran.docx
+++ b/tillsyn/A 30524-2026 tillsynsbegäran.docx
@@ -896,7 +896,7 @@
     <w:r>
       <w:tab/>
       <w:tab/>
-      <w:t>2026-10-23</w:t>
+      <w:t>2026-10-24</w:t>
       <w:br/>
       <w:br/>
     </w:r>

--- a/tillsyn/A 30524-2026 tillsynsbegäran.docx
+++ b/tillsyn/A 30524-2026 tillsynsbegäran.docx
@@ -896,7 +896,7 @@
     <w:r>
       <w:tab/>
       <w:tab/>
-      <w:t>2026-10-24</w:t>
+      <w:t>2026-10-25</w:t>
       <w:br/>
       <w:br/>
     </w:r>

--- a/tillsyn/A 30524-2026 tillsynsbegäran.docx
+++ b/tillsyn/A 30524-2026 tillsynsbegäran.docx
@@ -896,7 +896,7 @@
     <w:r>
       <w:tab/>
       <w:tab/>
-      <w:t>2026-10-25</w:t>
+      <w:t>2026-10-26</w:t>
       <w:br/>
       <w:br/>
     </w:r>

--- a/tillsyn/A 30524-2026 tillsynsbegäran.docx
+++ b/tillsyn/A 30524-2026 tillsynsbegäran.docx
@@ -896,7 +896,7 @@
     <w:r>
       <w:tab/>
       <w:tab/>
-      <w:t>2026-10-26</w:t>
+      <w:t>2026-10-27</w:t>
       <w:br/>
       <w:br/>
     </w:r>

--- a/tillsyn/A 30524-2026 tillsynsbegäran.docx
+++ b/tillsyn/A 30524-2026 tillsynsbegäran.docx
@@ -896,7 +896,7 @@
     <w:r>
       <w:tab/>
       <w:tab/>
-      <w:t>2026-10-27</w:t>
+      <w:t>2026-10-28</w:t>
       <w:br/>
       <w:br/>
     </w:r>

--- a/tillsyn/A 30524-2026 tillsynsbegäran.docx
+++ b/tillsyn/A 30524-2026 tillsynsbegäran.docx
@@ -896,7 +896,7 @@
     <w:r>
       <w:tab/>
       <w:tab/>
-      <w:t>2026-10-28</w:t>
+      <w:t>2026-10-29</w:t>
       <w:br/>
       <w:br/>
     </w:r>

--- a/tillsyn/A 30524-2026 tillsynsbegäran.docx
+++ b/tillsyn/A 30524-2026 tillsynsbegäran.docx
@@ -896,7 +896,7 @@
     <w:r>
       <w:tab/>
       <w:tab/>
-      <w:t>2026-10-29</w:t>
+      <w:t>2026-10-31</w:t>
       <w:br/>
       <w:br/>
     </w:r>
